--- a/assignments/26120004_Team2_Assignment3.docx
+++ b/assignments/26120004_Team2_Assignment3.docx
@@ -283,7 +283,7 @@
     </w:p>
     <w:p>
       <w:r>
-        <w:t>The researchers looked at 72 years of daily closing prices for the 30 Dow Jones Industrial Average stocks, from 1939 to 2010, to study how correlation between stocks changes when the market is under stress. They measured average correlation and compared it to how stressed the market was overall, using normalized index returns across different time windows. They found correlation rises roughly in step with stress, so the protection people expect from spreading their money across different stocks gets weaker exactly when the market is falling, right when it is needed most. This backs up the basic idea behind our H2, crisis periods make stocks move together more. But their model treats it as one smooth relationship, more stress always means more correlation, while our own numbers look more like specific events (2020 clearly, 2008 less clearly with our one-stock-per-region method) rather than a constant sliding scale. That difference is the angle our narrower H2 adds to their finding.</w:t>
+        <w:t>The researchers looked at 72 years of daily closing prices for the 30 Dow Jones Industrial Average stocks, from 1939 to 2010, to study how correlation between stocks changes when the market is under stress. They measured average correlation and compared it to how stressed the market was overall, using normalized index returns across different time windows. They found correlation rises roughly in step with stress, so the protection people expect from spreading their money across different stocks gets weaker exactly when the market is falling, right when it is needed most. This backs up the basic idea behind our H2, crisis periods make stocks move together more. But their model treats it as one smooth relationship, more stress always means more correlation, while our own numbers look more like specific events (2020 clearly, 2008 less clearly with our one-stock-per-region method) rather than a constant sliding scale. That's the piece our narrower H2 adds on top of their finding.</w:t>
       </w:r>
     </w:p>
     <w:p>
@@ -314,7 +314,7 @@
     </w:p>
     <w:p>
       <w:r>
-        <w:t>Put together, these sources support our hypotheses more than they fully settle them. [1] confirms that diversification breaking down under stress is a real, well-known pattern, but our own numbers suggest it is not a smooth, constant relationship, it looks more like specific crisis events turning it on or off, which is a gap we are in a good position to explore further. [2] and [3] mostly agree that AI-linked stocks did better than the rest of the market, but disagree on how narrow that story really is depending on how wide you define "AI stocks," which is something our own H1 needs to state clearly rather than assume.</w:t>
+        <w:t>So these three sources back up our hypotheses more than they fully prove them. [1] confirms diversification breaking down under stress is a real, well-known pattern, but our numbers suggest it isn't one smooth relationship, it looks more like specific crisis events turning it on or off, which is something we could dig into more later. [2] and [3] mostly agree AI-linked stocks did better than the rest of the market, but they disagree on how narrow that story is depending on how wide you draw the circle around "AI stocks," so our H1 needs to be clear about which stocks it's actually talking about.</w:t>
       </w:r>
     </w:p>
     <w:p>
@@ -327,7 +327,7 @@
     </w:p>
     <w:p>
       <w:r>
-        <w:t>This analysis targets H2 and H3 together, since they are really the same event, correlation breaking down during a crisis, looked at from two angles: how much regions move together, and how much volume and volatility change. It directly follows up on Assignment 2, which asked whether its full-history correlation numbers actually hold up during a real crisis, or just look that way from averaging calm and rough years together.</w:t>
+        <w:t>This analysis targets H2 and H3 together, since they're really the same event, correlation breaking down during a crisis, just looked at two ways: how much regions move together, and how much volume and volatility change. It directly follows up on Assignment 2, which asked whether its full-history correlation numbers actually hold up during a real crisis, or just look that way from averaging calm and rough years together.</w:t>
       </w:r>
     </w:p>
     <w:p>
@@ -396,7 +396,7 @@
     </w:p>
     <w:p>
       <w:r>
-        <w:t>This analysis sets the direction for the rest of the project's charts around one thread, concentration and correlation breaking down, instead of a list of separate findings. The very next step is to redo Section 5's check with two or three stocks per region instead of one, especially for the US where JPM's own Bear Stearns story may be drowning out the regional signal for 2008, before locking in the final chart set for the semester report.</w:t>
+        <w:t>This gives us one main thread to build the rest of the project's charts around, concentration and correlation breaking down, instead of a bunch of separate findings. The next step is to redo Section 5's check with two or three stocks per region instead of one, especially for the US where JPM's own Bear Stearns story might be drowning out the regional signal for 2008, before we lock in the final chart set for the semester report.</w:t>
       </w:r>
     </w:p>
     <w:p>
